--- a/Plantillas/THS.docx
+++ b/Plantillas/THS.docx
@@ -6803,6 +6803,21 @@
           <w:tab w:val="left" w:pos="1245"/>
         </w:tabs>
       </w:pPr>
+    </w:p>
+    <w:p>
+      <w:r>
+        <w:t>{{foto_rostro}}</w:t>
+      </w:r>
+    </w:p>
+    <w:p>
+      <w:r>
+        <w:t>{{foto_interior}}</w:t>
+      </w:r>
+    </w:p>
+    <w:p>
+      <w:r>
+        <w:t>{{foto_exterior}}</w:t>
+      </w:r>
     </w:p>
     <w:sectPr>
       <w:footerReference w:type="default" r:id="rId9"/>
